--- a/3º bim/trabalhos/Lista de Exercícios Estrutura WHILE completo.docx
+++ b/3º bim/trabalhos/Lista de Exercícios Estrutura WHILE completo.docx
@@ -2499,461 +2499,6 @@
               <w:t>}</w:t>
             </w:r>
           </w:p>
-          <w:p>
-            <w:pPr>
-              <w:rPr>
-                <w:rFonts w:cstheme="minorHAnsi"/>
-              </w:rPr>
-            </w:pPr>
-            <w:r>
-              <w:rPr>
-                <w:rFonts w:cstheme="minorHAnsi"/>
-              </w:rPr>
-              <w:t>// ou</w:t>
-            </w:r>
-          </w:p>
-          <w:p>
-            <w:pPr>
-              <w:rPr>
-                <w:rFonts w:cstheme="minorHAnsi"/>
-              </w:rPr>
-            </w:pPr>
-          </w:p>
-          <w:p>
-            <w:pPr>
-              <w:rPr>
-                <w:rFonts w:cstheme="minorHAnsi"/>
-              </w:rPr>
-            </w:pPr>
-            <w:r>
-              <w:rPr>
-                <w:rFonts w:cstheme="minorHAnsi"/>
-              </w:rPr>
-              <w:t>//</w:t>
-            </w:r>
-            <w:proofErr w:type="spellStart"/>
-            <w:r>
-              <w:rPr>
-                <w:rFonts w:cstheme="minorHAnsi"/>
-              </w:rPr>
-              <w:t>Console.WriteLine</w:t>
-            </w:r>
-            <w:proofErr w:type="spellEnd"/>
-            <w:r>
-              <w:rPr>
-                <w:rFonts w:cstheme="minorHAnsi"/>
-              </w:rPr>
-              <w:t xml:space="preserve">("digite o 1º </w:t>
-            </w:r>
-            <w:proofErr w:type="spellStart"/>
-            <w:r>
-              <w:rPr>
-                <w:rFonts w:cstheme="minorHAnsi"/>
-              </w:rPr>
-              <w:t>numero</w:t>
-            </w:r>
-            <w:proofErr w:type="spellEnd"/>
-            <w:r>
-              <w:rPr>
-                <w:rFonts w:cstheme="minorHAnsi"/>
-              </w:rPr>
-              <w:t>: ");</w:t>
-            </w:r>
-          </w:p>
-          <w:p>
-            <w:pPr>
-              <w:rPr>
-                <w:rFonts w:cstheme="minorHAnsi"/>
-              </w:rPr>
-            </w:pPr>
-            <w:r>
-              <w:rPr>
-                <w:rFonts w:cstheme="minorHAnsi"/>
-              </w:rPr>
-              <w:t xml:space="preserve">//num1 = </w:t>
-            </w:r>
-            <w:proofErr w:type="spellStart"/>
-            <w:proofErr w:type="gramStart"/>
-            <w:r>
-              <w:rPr>
-                <w:rFonts w:cstheme="minorHAnsi"/>
-              </w:rPr>
-              <w:t>int.Parse</w:t>
-            </w:r>
-            <w:proofErr w:type="spellEnd"/>
-            <w:proofErr w:type="gramEnd"/>
-            <w:r>
-              <w:rPr>
-                <w:rFonts w:cstheme="minorHAnsi"/>
-              </w:rPr>
-              <w:t>(</w:t>
-            </w:r>
-            <w:proofErr w:type="spellStart"/>
-            <w:r>
-              <w:rPr>
-                <w:rFonts w:cstheme="minorHAnsi"/>
-              </w:rPr>
-              <w:t>Console.ReadLine</w:t>
-            </w:r>
-            <w:proofErr w:type="spellEnd"/>
-            <w:r>
-              <w:rPr>
-                <w:rFonts w:cstheme="minorHAnsi"/>
-              </w:rPr>
-              <w:t>());</w:t>
-            </w:r>
-          </w:p>
-          <w:p>
-            <w:pPr>
-              <w:rPr>
-                <w:rFonts w:cstheme="minorHAnsi"/>
-              </w:rPr>
-            </w:pPr>
-            <w:r>
-              <w:rPr>
-                <w:rFonts w:cstheme="minorHAnsi"/>
-              </w:rPr>
-              <w:t>//</w:t>
-            </w:r>
-            <w:proofErr w:type="spellStart"/>
-            <w:r>
-              <w:rPr>
-                <w:rFonts w:cstheme="minorHAnsi"/>
-              </w:rPr>
-              <w:t>Console.WriteLine</w:t>
-            </w:r>
-            <w:proofErr w:type="spellEnd"/>
-            <w:r>
-              <w:rPr>
-                <w:rFonts w:cstheme="minorHAnsi"/>
-              </w:rPr>
-              <w:t xml:space="preserve">("digite o 2º </w:t>
-            </w:r>
-            <w:proofErr w:type="spellStart"/>
-            <w:r>
-              <w:rPr>
-                <w:rFonts w:cstheme="minorHAnsi"/>
-              </w:rPr>
-              <w:t>numero</w:t>
-            </w:r>
-            <w:proofErr w:type="spellEnd"/>
-            <w:r>
-              <w:rPr>
-                <w:rFonts w:cstheme="minorHAnsi"/>
-              </w:rPr>
-              <w:t>: ");</w:t>
-            </w:r>
-          </w:p>
-          <w:p>
-            <w:pPr>
-              <w:rPr>
-                <w:rFonts w:cstheme="minorHAnsi"/>
-              </w:rPr>
-            </w:pPr>
-            <w:r>
-              <w:rPr>
-                <w:rFonts w:cstheme="minorHAnsi"/>
-              </w:rPr>
-              <w:t xml:space="preserve">//num2 = </w:t>
-            </w:r>
-            <w:proofErr w:type="spellStart"/>
-            <w:proofErr w:type="gramStart"/>
-            <w:r>
-              <w:rPr>
-                <w:rFonts w:cstheme="minorHAnsi"/>
-              </w:rPr>
-              <w:t>int.Parse</w:t>
-            </w:r>
-            <w:proofErr w:type="spellEnd"/>
-            <w:proofErr w:type="gramEnd"/>
-            <w:r>
-              <w:rPr>
-                <w:rFonts w:cstheme="minorHAnsi"/>
-              </w:rPr>
-              <w:t>(</w:t>
-            </w:r>
-            <w:proofErr w:type="spellStart"/>
-            <w:r>
-              <w:rPr>
-                <w:rFonts w:cstheme="minorHAnsi"/>
-              </w:rPr>
-              <w:t>Console.ReadLine</w:t>
-            </w:r>
-            <w:proofErr w:type="spellEnd"/>
-            <w:r>
-              <w:rPr>
-                <w:rFonts w:cstheme="minorHAnsi"/>
-              </w:rPr>
-              <w:t>());</w:t>
-            </w:r>
-          </w:p>
-          <w:p>
-            <w:pPr>
-              <w:rPr>
-                <w:rFonts w:cstheme="minorHAnsi"/>
-              </w:rPr>
-            </w:pPr>
-            <w:r>
-              <w:rPr>
-                <w:rFonts w:cstheme="minorHAnsi"/>
-              </w:rPr>
-              <w:t>//</w:t>
-            </w:r>
-            <w:proofErr w:type="spellStart"/>
-            <w:r>
-              <w:rPr>
-                <w:rFonts w:cstheme="minorHAnsi"/>
-              </w:rPr>
-              <w:t>Console.WriteLine</w:t>
-            </w:r>
-            <w:proofErr w:type="spellEnd"/>
-            <w:r>
-              <w:rPr>
-                <w:rFonts w:cstheme="minorHAnsi"/>
-              </w:rPr>
-              <w:t xml:space="preserve">("digite o 3º </w:t>
-            </w:r>
-            <w:proofErr w:type="spellStart"/>
-            <w:r>
-              <w:rPr>
-                <w:rFonts w:cstheme="minorHAnsi"/>
-              </w:rPr>
-              <w:t>numero</w:t>
-            </w:r>
-            <w:proofErr w:type="spellEnd"/>
-            <w:r>
-              <w:rPr>
-                <w:rFonts w:cstheme="minorHAnsi"/>
-              </w:rPr>
-              <w:t>: ");</w:t>
-            </w:r>
-          </w:p>
-          <w:p>
-            <w:pPr>
-              <w:rPr>
-                <w:rFonts w:cstheme="minorHAnsi"/>
-              </w:rPr>
-            </w:pPr>
-            <w:r>
-              <w:rPr>
-                <w:rFonts w:cstheme="minorHAnsi"/>
-              </w:rPr>
-              <w:t xml:space="preserve">//num3 = </w:t>
-            </w:r>
-            <w:proofErr w:type="spellStart"/>
-            <w:proofErr w:type="gramStart"/>
-            <w:r>
-              <w:rPr>
-                <w:rFonts w:cstheme="minorHAnsi"/>
-              </w:rPr>
-              <w:t>int.Parse</w:t>
-            </w:r>
-            <w:proofErr w:type="spellEnd"/>
-            <w:proofErr w:type="gramEnd"/>
-            <w:r>
-              <w:rPr>
-                <w:rFonts w:cstheme="minorHAnsi"/>
-              </w:rPr>
-              <w:t>(</w:t>
-            </w:r>
-            <w:proofErr w:type="spellStart"/>
-            <w:r>
-              <w:rPr>
-                <w:rFonts w:cstheme="minorHAnsi"/>
-              </w:rPr>
-              <w:t>Console.ReadLine</w:t>
-            </w:r>
-            <w:proofErr w:type="spellEnd"/>
-            <w:r>
-              <w:rPr>
-                <w:rFonts w:cstheme="minorHAnsi"/>
-              </w:rPr>
-              <w:t>());</w:t>
-            </w:r>
-          </w:p>
-          <w:p>
-            <w:pPr>
-              <w:rPr>
-                <w:rFonts w:cstheme="minorHAnsi"/>
-              </w:rPr>
-            </w:pPr>
-          </w:p>
-          <w:p>
-            <w:pPr>
-              <w:rPr>
-                <w:rFonts w:cstheme="minorHAnsi"/>
-              </w:rPr>
-            </w:pPr>
-            <w:r>
-              <w:rPr>
-                <w:rFonts w:cstheme="minorHAnsi"/>
-              </w:rPr>
-              <w:t>//num1 = num1 * 6;</w:t>
-            </w:r>
-          </w:p>
-          <w:p>
-            <w:pPr>
-              <w:rPr>
-                <w:rFonts w:cstheme="minorHAnsi"/>
-              </w:rPr>
-            </w:pPr>
-            <w:r>
-              <w:rPr>
-                <w:rFonts w:cstheme="minorHAnsi"/>
-              </w:rPr>
-              <w:t>//num2 = num2 * 6;</w:t>
-            </w:r>
-          </w:p>
-          <w:p>
-            <w:pPr>
-              <w:rPr>
-                <w:rFonts w:cstheme="minorHAnsi"/>
-              </w:rPr>
-            </w:pPr>
-            <w:r>
-              <w:rPr>
-                <w:rFonts w:cstheme="minorHAnsi"/>
-              </w:rPr>
-              <w:t>//num3 = num3 * 6;</w:t>
-            </w:r>
-          </w:p>
-          <w:p>
-            <w:pPr>
-              <w:rPr>
-                <w:rFonts w:cstheme="minorHAnsi"/>
-              </w:rPr>
-            </w:pPr>
-          </w:p>
-          <w:p>
-            <w:pPr>
-              <w:rPr>
-                <w:rFonts w:cstheme="minorHAnsi"/>
-              </w:rPr>
-            </w:pPr>
-            <w:r>
-              <w:rPr>
-                <w:rFonts w:cstheme="minorHAnsi"/>
-              </w:rPr>
-              <w:t>//</w:t>
-            </w:r>
-            <w:proofErr w:type="spellStart"/>
-            <w:r>
-              <w:rPr>
-                <w:rFonts w:cstheme="minorHAnsi"/>
-              </w:rPr>
-              <w:t>Console.WriteLine</w:t>
-            </w:r>
-            <w:proofErr w:type="spellEnd"/>
-            <w:r>
-              <w:rPr>
-                <w:rFonts w:cstheme="minorHAnsi"/>
-              </w:rPr>
-              <w:t xml:space="preserve">($"1º </w:t>
-            </w:r>
-            <w:proofErr w:type="spellStart"/>
-            <w:r>
-              <w:rPr>
-                <w:rFonts w:cstheme="minorHAnsi"/>
-              </w:rPr>
-              <w:t>numero</w:t>
-            </w:r>
-            <w:proofErr w:type="spellEnd"/>
-            <w:r>
-              <w:rPr>
-                <w:rFonts w:cstheme="minorHAnsi"/>
-              </w:rPr>
-              <w:t>: {num1}");</w:t>
-            </w:r>
-          </w:p>
-          <w:p>
-            <w:pPr>
-              <w:rPr>
-                <w:rFonts w:cstheme="minorHAnsi"/>
-              </w:rPr>
-            </w:pPr>
-            <w:r>
-              <w:rPr>
-                <w:rFonts w:cstheme="minorHAnsi"/>
-              </w:rPr>
-              <w:t>//</w:t>
-            </w:r>
-            <w:proofErr w:type="spellStart"/>
-            <w:r>
-              <w:rPr>
-                <w:rFonts w:cstheme="minorHAnsi"/>
-              </w:rPr>
-              <w:t>Console.WriteLine</w:t>
-            </w:r>
-            <w:proofErr w:type="spellEnd"/>
-            <w:r>
-              <w:rPr>
-                <w:rFonts w:cstheme="minorHAnsi"/>
-              </w:rPr>
-              <w:t xml:space="preserve">($"2º </w:t>
-            </w:r>
-            <w:proofErr w:type="spellStart"/>
-            <w:r>
-              <w:rPr>
-                <w:rFonts w:cstheme="minorHAnsi"/>
-              </w:rPr>
-              <w:t>numero</w:t>
-            </w:r>
-            <w:proofErr w:type="spellEnd"/>
-            <w:r>
-              <w:rPr>
-                <w:rFonts w:cstheme="minorHAnsi"/>
-              </w:rPr>
-              <w:t>: {num2}");</w:t>
-            </w:r>
-          </w:p>
-          <w:p>
-            <w:pPr>
-              <w:rPr>
-                <w:rFonts w:cstheme="minorHAnsi"/>
-              </w:rPr>
-            </w:pPr>
-            <w:r>
-              <w:rPr>
-                <w:rFonts w:cstheme="minorHAnsi"/>
-              </w:rPr>
-              <w:t>//</w:t>
-            </w:r>
-            <w:proofErr w:type="spellStart"/>
-            <w:r>
-              <w:rPr>
-                <w:rFonts w:cstheme="minorHAnsi"/>
-              </w:rPr>
-              <w:t>Console.WriteLine</w:t>
-            </w:r>
-            <w:proofErr w:type="spellEnd"/>
-            <w:r>
-              <w:rPr>
-                <w:rFonts w:cstheme="minorHAnsi"/>
-              </w:rPr>
-              <w:t xml:space="preserve">($"3º </w:t>
-            </w:r>
-            <w:proofErr w:type="spellStart"/>
-            <w:r>
-              <w:rPr>
-                <w:rFonts w:cstheme="minorHAnsi"/>
-              </w:rPr>
-              <w:t>numero</w:t>
-            </w:r>
-            <w:proofErr w:type="spellEnd"/>
-            <w:r>
-              <w:rPr>
-                <w:rFonts w:cstheme="minorHAnsi"/>
-              </w:rPr>
-              <w:t>: {num3}");</w:t>
-            </w:r>
-          </w:p>
-          <w:p>
-            <w:pPr>
-              <w:rPr>
-                <w:rFonts w:cstheme="minorHAnsi"/>
-              </w:rPr>
-            </w:pPr>
-          </w:p>
         </w:tc>
       </w:tr>
     </w:tbl>
@@ -5433,19 +4978,6 @@
                 <w:rFonts w:cstheme="minorHAnsi"/>
               </w:rPr>
             </w:pPr>
-          </w:p>
-          <w:p>
-            <w:pPr>
-              <w:rPr>
-                <w:rFonts w:cstheme="minorHAnsi"/>
-              </w:rPr>
-            </w:pPr>
-            <w:r>
-              <w:rPr>
-                <w:rFonts w:cstheme="minorHAnsi"/>
-              </w:rPr>
-              <w:t>for (</w:t>
-            </w:r>
             <w:proofErr w:type="spellStart"/>
             <w:r>
               <w:rPr>
@@ -5458,7 +4990,35 @@
               <w:rPr>
                 <w:rFonts w:cstheme="minorHAnsi"/>
               </w:rPr>
-              <w:t xml:space="preserve"> i = 1; i &lt;= 750; i++)</w:t>
+              <w:t xml:space="preserve"> i = 1; </w:t>
+            </w:r>
+          </w:p>
+          <w:p>
+            <w:pPr>
+              <w:rPr>
+                <w:rFonts w:cstheme="minorHAnsi"/>
+              </w:rPr>
+            </w:pPr>
+          </w:p>
+          <w:p>
+            <w:pPr>
+              <w:rPr>
+                <w:rFonts w:cstheme="minorHAnsi"/>
+              </w:rPr>
+            </w:pPr>
+            <w:proofErr w:type="spellStart"/>
+            <w:r>
+              <w:rPr>
+                <w:rFonts w:cstheme="minorHAnsi"/>
+              </w:rPr>
+              <w:t>while</w:t>
+            </w:r>
+            <w:proofErr w:type="spellEnd"/>
+            <w:r>
+              <w:rPr>
+                <w:rFonts w:cstheme="minorHAnsi"/>
+              </w:rPr>
+              <w:t xml:space="preserve"> (i &lt;= 750) </w:t>
             </w:r>
           </w:p>
           <w:p>
@@ -5579,6 +5139,32 @@
                 <w:rFonts w:cstheme="minorHAnsi"/>
               </w:rPr>
               <w:t xml:space="preserve">    }</w:t>
+            </w:r>
+          </w:p>
+          <w:p>
+            <w:pPr>
+              <w:rPr>
+                <w:rFonts w:cstheme="minorHAnsi"/>
+              </w:rPr>
+            </w:pPr>
+            <w:r>
+              <w:rPr>
+                <w:rFonts w:cstheme="minorHAnsi"/>
+              </w:rPr>
+              <w:t xml:space="preserve">    </w:t>
+            </w:r>
+          </w:p>
+          <w:p>
+            <w:pPr>
+              <w:rPr>
+                <w:rFonts w:cstheme="minorHAnsi"/>
+              </w:rPr>
+            </w:pPr>
+            <w:r>
+              <w:rPr>
+                <w:rFonts w:cstheme="minorHAnsi"/>
+              </w:rPr>
+              <w:t xml:space="preserve">    i++; </w:t>
             </w:r>
           </w:p>
           <w:p>
@@ -5969,12 +5555,6 @@
                 <w:rFonts w:cstheme="minorHAnsi"/>
               </w:rPr>
             </w:pPr>
-            <w:r>
-              <w:rPr>
-                <w:rFonts w:cstheme="minorHAnsi"/>
-              </w:rPr>
-              <w:t>for (</w:t>
-            </w:r>
             <w:proofErr w:type="spellStart"/>
             <w:r>
               <w:rPr>
@@ -5987,20 +5567,35 @@
               <w:rPr>
                 <w:rFonts w:cstheme="minorHAnsi"/>
               </w:rPr>
-              <w:t xml:space="preserve"> i = 1; i &lt;= 1000; i++)</w:t>
-            </w:r>
-          </w:p>
-          <w:p>
-            <w:pPr>
-              <w:rPr>
-                <w:rFonts w:cstheme="minorHAnsi"/>
-              </w:rPr>
-            </w:pPr>
-            <w:r>
-              <w:rPr>
-                <w:rFonts w:cstheme="minorHAnsi"/>
-              </w:rPr>
-              <w:t>{</w:t>
+              <w:t xml:space="preserve"> i = 1; </w:t>
+            </w:r>
+          </w:p>
+          <w:p>
+            <w:pPr>
+              <w:rPr>
+                <w:rFonts w:cstheme="minorHAnsi"/>
+              </w:rPr>
+            </w:pPr>
+          </w:p>
+          <w:p>
+            <w:pPr>
+              <w:rPr>
+                <w:rFonts w:cstheme="minorHAnsi"/>
+              </w:rPr>
+            </w:pPr>
+            <w:proofErr w:type="spellStart"/>
+            <w:r>
+              <w:rPr>
+                <w:rFonts w:cstheme="minorHAnsi"/>
+              </w:rPr>
+              <w:t>while</w:t>
+            </w:r>
+            <w:proofErr w:type="spellEnd"/>
+            <w:r>
+              <w:rPr>
+                <w:rFonts w:cstheme="minorHAnsi"/>
+              </w:rPr>
+              <w:t xml:space="preserve"> (i &lt;= 1000) </w:t>
             </w:r>
           </w:p>
           <w:p>
@@ -6053,8 +5648,41 @@
               <w:rPr>
                 <w:rFonts w:cstheme="minorHAnsi"/>
               </w:rPr>
+              <w:t xml:space="preserve">    </w:t>
+            </w:r>
+          </w:p>
+          <w:p>
+            <w:pPr>
+              <w:rPr>
+                <w:rFonts w:cstheme="minorHAnsi"/>
+              </w:rPr>
+            </w:pPr>
+            <w:r>
+              <w:rPr>
+                <w:rFonts w:cstheme="minorHAnsi"/>
+              </w:rPr>
+              <w:t xml:space="preserve">    i++; </w:t>
+            </w:r>
+          </w:p>
+          <w:p>
+            <w:pPr>
+              <w:rPr>
+                <w:rFonts w:cstheme="minorHAnsi"/>
+              </w:rPr>
+            </w:pPr>
+            <w:r>
+              <w:rPr>
+                <w:rFonts w:cstheme="minorHAnsi"/>
+              </w:rPr>
               <w:t>}</w:t>
             </w:r>
+          </w:p>
+          <w:p>
+            <w:pPr>
+              <w:rPr>
+                <w:rFonts w:cstheme="minorHAnsi"/>
+              </w:rPr>
+            </w:pPr>
           </w:p>
           <w:p>
             <w:pPr>
